--- a/examples/autoencoder/doc/17_autoenc_adv_ed.docx
+++ b/examples/autoencoder/doc/17_autoenc_adv_ed.docx
@@ -100,6 +100,45 @@
       </w:pPr>
       <w:r>
         <w:rPr>
+          <w:rStyle w:val="FunctionTok"/>
+        </w:rPr>
+        <w:t xml:space="preserve">source</w:t>
+      </w:r>
+      <w:r>
+        <w:rPr>
+          <w:rStyle w:val="NormalTok"/>
+        </w:rPr>
+        <w:t xml:space="preserve">(</w:t>
+      </w:r>
+      <w:r>
+        <w:rPr>
+          <w:rStyle w:val="FunctionTok"/>
+        </w:rPr>
+        <w:t xml:space="preserve">url</w:t>
+      </w:r>
+      <w:r>
+        <w:rPr>
+          <w:rStyle w:val="NormalTok"/>
+        </w:rPr>
+        <w:t xml:space="preserve">(</w:t>
+      </w:r>
+      <w:r>
+        <w:rPr>
+          <w:rStyle w:val="StringTok"/>
+        </w:rPr>
+        <w:t xml:space="preserve">"https://raw.githubusercontent.com/cefet-rj-dal/daltoolboxdp/main/examples/seed.R"</w:t>
+      </w:r>
+      <w:r>
+        <w:rPr>
+          <w:rStyle w:val="NormalTok"/>
+        </w:rPr>
+        <w:t xml:space="preserve">))</w:t>
+      </w:r>
+      <w:r>
+        <w:br/>
+      </w:r>
+      <w:r>
+        <w:rPr>
           <w:rStyle w:val="CommentTok"/>
         </w:rPr>
         <w:t xml:space="preserve"># Installing example dependencies (if needed)</w:t>
@@ -444,6 +483,21 @@
       </w:r>
       <w:r>
         <w:rPr>
+          <w:rStyle w:val="FunctionTok"/>
+        </w:rPr>
+        <w:t xml:space="preserve">set_example_seed</w:t>
+      </w:r>
+      <w:r>
+        <w:rPr>
+          <w:rStyle w:val="NormalTok"/>
+        </w:rPr>
+        <w:t xml:space="preserve">()</w:t>
+      </w:r>
+      <w:r>
+        <w:br/>
+      </w:r>
+      <w:r>
+        <w:rPr>
           <w:rStyle w:val="NormalTok"/>
         </w:rPr>
         <w:t xml:space="preserve">preproc </w:t>
@@ -849,6 +903,21 @@
           <w:rStyle w:val="CommentTok"/>
         </w:rPr>
         <w:t xml:space="preserve"># Training the model</w:t>
+      </w:r>
+      <w:r>
+        <w:br/>
+      </w:r>
+      <w:r>
+        <w:rPr>
+          <w:rStyle w:val="FunctionTok"/>
+        </w:rPr>
+        <w:t xml:space="preserve">set_example_seed</w:t>
+      </w:r>
+      <w:r>
+        <w:rPr>
+          <w:rStyle w:val="NormalTok"/>
+        </w:rPr>
+        <w:t xml:space="preserve">()</w:t>
       </w:r>
       <w:r>
         <w:br/>
@@ -1582,7 +1651,7 @@
               <a:graphicData uri="http://schemas.openxmlformats.org/drawingml/2006/picture">
                 <pic:pic>
                   <pic:nvPicPr>
-                    <pic:cNvPr descr="/home/gpca/daltoolboxdp/examples/autoencoder/doc/17_autoenc_adv_ed_files/b761b464ebdf6f373975b92d1508f345de315011.png" id="11" name="Picture"/>
+                    <pic:cNvPr descr="/home/gpca/daltoolboxdp/examples/autoencoder/doc/17_autoenc_adv_ed_files/fce0fe5ac5ed53936403f4d9c2e775a2b740128b.png" id="11" name="Picture"/>
                     <pic:cNvPicPr>
                       <a:picLocks noChangeArrowheads="1" noChangeAspect="1"/>
                     </pic:cNvPicPr>
@@ -1806,52 +1875,52 @@
         <w:rPr>
           <w:rStyle w:val="VerbatimChar"/>
         </w:rPr>
-        <w:t xml:space="preserve">## [1,] 0.8058016 0.8656437 0.8983430 0.9001155 0.8705903</w:t>
-      </w:r>
-      <w:r>
-        <w:br/>
-      </w:r>
-      <w:r>
-        <w:rPr>
-          <w:rStyle w:val="VerbatimChar"/>
-        </w:rPr>
-        <w:t xml:space="preserve">## [2,] 0.8313780 0.8889381 0.9202146 0.9217964 0.8927910</w:t>
-      </w:r>
-      <w:r>
-        <w:br/>
-      </w:r>
-      <w:r>
-        <w:rPr>
-          <w:rStyle w:val="VerbatimChar"/>
-        </w:rPr>
-        <w:t xml:space="preserve">## [3,] 0.8445640 0.9003410 0.9304869 0.9319805 0.9035296</w:t>
-      </w:r>
-      <w:r>
-        <w:br/>
-      </w:r>
-      <w:r>
-        <w:rPr>
-          <w:rStyle w:val="VerbatimChar"/>
-        </w:rPr>
-        <w:t xml:space="preserve">## [4,] 0.8465741 0.9018326 0.9318621 0.9334040 0.9047421</w:t>
-      </w:r>
-      <w:r>
-        <w:br/>
-      </w:r>
-      <w:r>
-        <w:rPr>
-          <w:rStyle w:val="VerbatimChar"/>
-        </w:rPr>
-        <w:t xml:space="preserve">## [5,] 0.8390234 0.8948445 0.9258567 0.9275350 0.8976679</w:t>
-      </w:r>
-      <w:r>
-        <w:br/>
-      </w:r>
-      <w:r>
-        <w:rPr>
-          <w:rStyle w:val="VerbatimChar"/>
-        </w:rPr>
-        <w:t xml:space="preserve">## [6,] 0.8191911 0.8764613 0.9092433 0.9112346 0.8794948</w:t>
+        <w:t xml:space="preserve">## [1,] 0.7794902 0.8273298 0.8512459 0.8680506 0.8498483</w:t>
+      </w:r>
+      <w:r>
+        <w:br/>
+      </w:r>
+      <w:r>
+        <w:rPr>
+          <w:rStyle w:val="VerbatimChar"/>
+        </w:rPr>
+        <w:t xml:space="preserve">## [2,] 0.8045566 0.8553756 0.8777972 0.8926172 0.8759151</w:t>
+      </w:r>
+      <w:r>
+        <w:br/>
+      </w:r>
+      <w:r>
+        <w:rPr>
+          <w:rStyle w:val="VerbatimChar"/>
+        </w:rPr>
+        <w:t xml:space="preserve">## [3,] 0.8155333 0.8671611 0.8887999 0.9024494 0.8866860</w:t>
+      </w:r>
+      <w:r>
+        <w:br/>
+      </w:r>
+      <w:r>
+        <w:rPr>
+          <w:rStyle w:val="VerbatimChar"/>
+        </w:rPr>
+        <w:t xml:space="preserve">## [4,] 0.8142961 0.8656413 0.8873851 0.9011503 0.8852156</w:t>
+      </w:r>
+      <w:r>
+        <w:br/>
+      </w:r>
+      <w:r>
+        <w:rPr>
+          <w:rStyle w:val="VerbatimChar"/>
+        </w:rPr>
+        <w:t xml:space="preserve">## [5,] 0.7992076 0.8489379 0.8716589 0.8868195 0.8697568</w:t>
+      </w:r>
+      <w:r>
+        <w:br/>
+      </w:r>
+      <w:r>
+        <w:rPr>
+          <w:rStyle w:val="VerbatimChar"/>
+        </w:rPr>
+        <w:t xml:space="preserve">## [6,] 0.7687861 0.8138834 0.8371044 0.8547913 0.8358473</w:t>
       </w:r>
     </w:p>
     <w:p>
@@ -2305,43 +2374,43 @@
         <w:rPr>
           <w:rStyle w:val="VerbatimChar"/>
         </w:rPr>
-        <w:t xml:space="preserve">## [1] "t4 R2 test: 0.401978440848465 MAPE: 0.15329303169693"</w:t>
-      </w:r>
-      <w:r>
-        <w:br/>
-      </w:r>
-      <w:r>
-        <w:rPr>
-          <w:rStyle w:val="VerbatimChar"/>
-        </w:rPr>
-        <w:t xml:space="preserve">## [1] "t3 R2 test: 0.907059275380936 MAPE: 0.0718345378867448"</w:t>
-      </w:r>
-      <w:r>
-        <w:br/>
-      </w:r>
-      <w:r>
-        <w:rPr>
-          <w:rStyle w:val="VerbatimChar"/>
-        </w:rPr>
-        <w:t xml:space="preserve">## [1] "t2 R2 test: 0.929482754327482 MAPE: 0.0731682469970333"</w:t>
-      </w:r>
-      <w:r>
-        <w:br/>
-      </w:r>
-      <w:r>
-        <w:rPr>
-          <w:rStyle w:val="VerbatimChar"/>
-        </w:rPr>
-        <w:t xml:space="preserve">## [1] "t1 R2 test: 0.855831290012539 MAPE: 0.206749115990755"</w:t>
-      </w:r>
-      <w:r>
-        <w:br/>
-      </w:r>
-      <w:r>
-        <w:rPr>
-          <w:rStyle w:val="VerbatimChar"/>
-        </w:rPr>
-        <w:t xml:space="preserve">## [1] "t0 R2 test: 0.788024904873872 MAPE: 0.411108563231858"</w:t>
+        <w:t xml:space="preserve">## [1] "t4 R2 test: 0.311742567456236 MAPE: 0.194679349282425"</w:t>
+      </w:r>
+      <w:r>
+        <w:br/>
+      </w:r>
+      <w:r>
+        <w:rPr>
+          <w:rStyle w:val="VerbatimChar"/>
+        </w:rPr>
+        <w:t xml:space="preserve">## [1] "t3 R2 test: 0.879715872669124 MAPE: 0.137592650386552"</w:t>
+      </w:r>
+      <w:r>
+        <w:br/>
+      </w:r>
+      <w:r>
+        <w:rPr>
+          <w:rStyle w:val="VerbatimChar"/>
+        </w:rPr>
+        <w:t xml:space="preserve">## [1] "t2 R2 test: 0.992287395581508 MAPE: 0.0654849130561628"</w:t>
+      </w:r>
+      <w:r>
+        <w:br/>
+      </w:r>
+      <w:r>
+        <w:rPr>
+          <w:rStyle w:val="VerbatimChar"/>
+        </w:rPr>
+        <w:t xml:space="preserve">## [1] "t1 R2 test: 0.951286000912721 MAPE: 0.154873398247592"</w:t>
+      </w:r>
+      <w:r>
+        <w:br/>
+      </w:r>
+      <w:r>
+        <w:rPr>
+          <w:rStyle w:val="VerbatimChar"/>
+        </w:rPr>
+        <w:t xml:space="preserve">## [1] "t0 R2 test: 0.893938747598008 MAPE: 0.329569244951906"</w:t>
       </w:r>
     </w:p>
     <w:p>
@@ -2429,7 +2498,7 @@
         <w:rPr>
           <w:rStyle w:val="VerbatimChar"/>
         </w:rPr>
-        <w:t xml:space="preserve">## [1] "Means R2 test: 0.776475333088659 MAPE: 0.183230699160664"</w:t>
+        <w:t xml:space="preserve">## [1] "Means R2 test: 0.805794116843519 MAPE: 0.176439911184928"</w:t>
       </w:r>
     </w:p>
     <w:p>

--- a/examples/autoencoder/doc/17_autoenc_adv_ed.docx
+++ b/examples/autoencoder/doc/17_autoenc_adv_ed.docx
@@ -1651,7 +1651,7 @@
               <a:graphicData uri="http://schemas.openxmlformats.org/drawingml/2006/picture">
                 <pic:pic>
                   <pic:nvPicPr>
-                    <pic:cNvPr descr="/home/gpca/daltoolboxdp/examples/autoencoder/doc/17_autoenc_adv_ed_files/fce0fe5ac5ed53936403f4d9c2e775a2b740128b.png" id="11" name="Picture"/>
+                    <pic:cNvPr descr="C:\Git\dal\daltoolboxdp\examples\autoencoder\doc\17_autoenc_adv_ed_files/16cb8bb09e0c2a1a5bf369334c0daaa20f5962fe.png" id="11" name="Picture"/>
                     <pic:cNvPicPr>
                       <a:picLocks noChangeArrowheads="1" noChangeAspect="1"/>
                     </pic:cNvPicPr>
@@ -1875,52 +1875,52 @@
         <w:rPr>
           <w:rStyle w:val="VerbatimChar"/>
         </w:rPr>
-        <w:t xml:space="preserve">## [1,] 0.7794902 0.8273298 0.8512459 0.8680506 0.8498483</w:t>
-      </w:r>
-      <w:r>
-        <w:br/>
-      </w:r>
-      <w:r>
-        <w:rPr>
-          <w:rStyle w:val="VerbatimChar"/>
-        </w:rPr>
-        <w:t xml:space="preserve">## [2,] 0.8045566 0.8553756 0.8777972 0.8926172 0.8759151</w:t>
-      </w:r>
-      <w:r>
-        <w:br/>
-      </w:r>
-      <w:r>
-        <w:rPr>
-          <w:rStyle w:val="VerbatimChar"/>
-        </w:rPr>
-        <w:t xml:space="preserve">## [3,] 0.8155333 0.8671611 0.8887999 0.9024494 0.8866860</w:t>
-      </w:r>
-      <w:r>
-        <w:br/>
-      </w:r>
-      <w:r>
-        <w:rPr>
-          <w:rStyle w:val="VerbatimChar"/>
-        </w:rPr>
-        <w:t xml:space="preserve">## [4,] 0.8142961 0.8656413 0.8873851 0.9011503 0.8852156</w:t>
-      </w:r>
-      <w:r>
-        <w:br/>
-      </w:r>
-      <w:r>
-        <w:rPr>
-          <w:rStyle w:val="VerbatimChar"/>
-        </w:rPr>
-        <w:t xml:space="preserve">## [5,] 0.7992076 0.8489379 0.8716589 0.8868195 0.8697568</w:t>
-      </w:r>
-      <w:r>
-        <w:br/>
-      </w:r>
-      <w:r>
-        <w:rPr>
-          <w:rStyle w:val="VerbatimChar"/>
-        </w:rPr>
-        <w:t xml:space="preserve">## [6,] 0.7687861 0.8138834 0.8371044 0.8547913 0.8358473</w:t>
+        <w:t xml:space="preserve">## [1,] 0.8562022 0.8797798 0.8969774 0.9046128 0.8631715</w:t>
+      </w:r>
+      <w:r>
+        <w:br/>
+      </w:r>
+      <w:r>
+        <w:rPr>
+          <w:rStyle w:val="VerbatimChar"/>
+        </w:rPr>
+        <w:t xml:space="preserve">## [2,] 0.8777942 0.9007906 0.9167031 0.9225532 0.8863820</w:t>
+      </w:r>
+      <w:r>
+        <w:br/>
+      </w:r>
+      <w:r>
+        <w:rPr>
+          <w:rStyle w:val="VerbatimChar"/>
+        </w:rPr>
+        <w:t xml:space="preserve">## [3,] 0.8879850 0.9102891 0.9256060 0.9307374 0.8970959</w:t>
+      </w:r>
+      <w:r>
+        <w:br/>
+      </w:r>
+      <w:r>
+        <w:rPr>
+          <w:rStyle w:val="VerbatimChar"/>
+        </w:rPr>
+        <w:t xml:space="preserve">## [4,] 0.8875417 0.9098719 0.9251912 0.9303111 0.8965375</w:t>
+      </w:r>
+      <w:r>
+        <w:br/>
+      </w:r>
+      <w:r>
+        <w:rPr>
+          <w:rStyle w:val="VerbatimChar"/>
+        </w:rPr>
+        <w:t xml:space="preserve">## [5,] 0.8763182 0.8993943 0.9152974 0.9211065 0.8845124</w:t>
+      </w:r>
+      <w:r>
+        <w:br/>
+      </w:r>
+      <w:r>
+        <w:rPr>
+          <w:rStyle w:val="VerbatimChar"/>
+        </w:rPr>
+        <w:t xml:space="preserve">## [6,] 0.8541295 0.8773417 0.8946657 0.9023693 0.8601569</w:t>
       </w:r>
     </w:p>
     <w:p>
@@ -2374,43 +2374,43 @@
         <w:rPr>
           <w:rStyle w:val="VerbatimChar"/>
         </w:rPr>
-        <w:t xml:space="preserve">## [1] "t4 R2 test: 0.311742567456236 MAPE: 0.194679349282425"</w:t>
-      </w:r>
-      <w:r>
-        <w:br/>
-      </w:r>
-      <w:r>
-        <w:rPr>
-          <w:rStyle w:val="VerbatimChar"/>
-        </w:rPr>
-        <w:t xml:space="preserve">## [1] "t3 R2 test: 0.879715872669124 MAPE: 0.137592650386552"</w:t>
-      </w:r>
-      <w:r>
-        <w:br/>
-      </w:r>
-      <w:r>
-        <w:rPr>
-          <w:rStyle w:val="VerbatimChar"/>
-        </w:rPr>
-        <w:t xml:space="preserve">## [1] "t2 R2 test: 0.992287395581508 MAPE: 0.0654849130561628"</w:t>
-      </w:r>
-      <w:r>
-        <w:br/>
-      </w:r>
-      <w:r>
-        <w:rPr>
-          <w:rStyle w:val="VerbatimChar"/>
-        </w:rPr>
-        <w:t xml:space="preserve">## [1] "t1 R2 test: 0.951286000912721 MAPE: 0.154873398247592"</w:t>
-      </w:r>
-      <w:r>
-        <w:br/>
-      </w:r>
-      <w:r>
-        <w:rPr>
-          <w:rStyle w:val="VerbatimChar"/>
-        </w:rPr>
-        <w:t xml:space="preserve">## [1] "t0 R2 test: 0.893938747598008 MAPE: 0.329569244951906"</w:t>
+        <w:t xml:space="preserve">## [1] "t4 R2 test: 0.375911560835064 MAPE: 0.129504971785295"</w:t>
+      </w:r>
+      <w:r>
+        <w:br/>
+      </w:r>
+      <w:r>
+        <w:rPr>
+          <w:rStyle w:val="VerbatimChar"/>
+        </w:rPr>
+        <w:t xml:space="preserve">## [1] "t3 R2 test: 0.888947309396176 MAPE: 0.0751365697376578"</w:t>
+      </w:r>
+      <w:r>
+        <w:br/>
+      </w:r>
+      <w:r>
+        <w:rPr>
+          <w:rStyle w:val="VerbatimChar"/>
+        </w:rPr>
+        <w:t xml:space="preserve">## [1] "t2 R2 test: 0.923757008878616 MAPE: 0.0859862201722984"</w:t>
+      </w:r>
+      <w:r>
+        <w:br/>
+      </w:r>
+      <w:r>
+        <w:rPr>
+          <w:rStyle w:val="VerbatimChar"/>
+        </w:rPr>
+        <w:t xml:space="preserve">## [1] "t1 R2 test: 0.819433918716405 MAPE: 0.208802345366982"</w:t>
+      </w:r>
+      <w:r>
+        <w:br/>
+      </w:r>
+      <w:r>
+        <w:rPr>
+          <w:rStyle w:val="VerbatimChar"/>
+        </w:rPr>
+        <w:t xml:space="preserve">## [1] "t0 R2 test: 0.799873652572228 MAPE: 0.377494793438547"</w:t>
       </w:r>
     </w:p>
     <w:p>
@@ -2498,7 +2498,7 @@
         <w:rPr>
           <w:rStyle w:val="VerbatimChar"/>
         </w:rPr>
-        <w:t xml:space="preserve">## [1] "Means R2 test: 0.805794116843519 MAPE: 0.176439911184928"</w:t>
+        <w:t xml:space="preserve">## [1] "Means R2 test: 0.761584690079698 MAPE: 0.175384980100156"</w:t>
       </w:r>
     </w:p>
     <w:p>

--- a/examples/autoencoder/doc/17_autoenc_adv_ed.docx
+++ b/examples/autoencoder/doc/17_autoenc_adv_ed.docx
@@ -1651,7 +1651,7 @@
               <a:graphicData uri="http://schemas.openxmlformats.org/drawingml/2006/picture">
                 <pic:pic>
                   <pic:nvPicPr>
-                    <pic:cNvPr descr="C:\Git\dal\daltoolboxdp\examples\autoencoder\doc\17_autoenc_adv_ed_files/16cb8bb09e0c2a1a5bf369334c0daaa20f5962fe.png" id="11" name="Picture"/>
+                    <pic:cNvPr descr="/home/gpca/daltoolboxdp/examples/autoencoder/doc/17_autoenc_adv_ed_files/79131fb64ece03ee87f27ac0e0ac1643d37c222b.png" id="11" name="Picture"/>
                     <pic:cNvPicPr>
                       <a:picLocks noChangeArrowheads="1" noChangeAspect="1"/>
                     </pic:cNvPicPr>
@@ -1875,16 +1875,16 @@
         <w:rPr>
           <w:rStyle w:val="VerbatimChar"/>
         </w:rPr>
-        <w:t xml:space="preserve">## [1,] 0.8562022 0.8797798 0.8969774 0.9046128 0.8631715</w:t>
-      </w:r>
-      <w:r>
-        <w:br/>
-      </w:r>
-      <w:r>
-        <w:rPr>
-          <w:rStyle w:val="VerbatimChar"/>
-        </w:rPr>
-        <w:t xml:space="preserve">## [2,] 0.8777942 0.9007906 0.9167031 0.9225532 0.8863820</w:t>
+        <w:t xml:space="preserve">## [1,] 0.8562023 0.8797798 0.8969775 0.9046128 0.8631716</w:t>
+      </w:r>
+      <w:r>
+        <w:br/>
+      </w:r>
+      <w:r>
+        <w:rPr>
+          <w:rStyle w:val="VerbatimChar"/>
+        </w:rPr>
+        <w:t xml:space="preserve">## [2,] 0.8777942 0.9007906 0.9167032 0.9225532 0.8863820</w:t>
       </w:r>
       <w:r>
         <w:br/>
@@ -1911,16 +1911,16 @@
         <w:rPr>
           <w:rStyle w:val="VerbatimChar"/>
         </w:rPr>
-        <w:t xml:space="preserve">## [5,] 0.8763182 0.8993943 0.9152974 0.9211065 0.8845124</w:t>
-      </w:r>
-      <w:r>
-        <w:br/>
-      </w:r>
-      <w:r>
-        <w:rPr>
-          <w:rStyle w:val="VerbatimChar"/>
-        </w:rPr>
-        <w:t xml:space="preserve">## [6,] 0.8541295 0.8773417 0.8946657 0.9023693 0.8601569</w:t>
+        <w:t xml:space="preserve">## [5,] 0.8763182 0.8993945 0.9152974 0.9211066 0.8845124</w:t>
+      </w:r>
+      <w:r>
+        <w:br/>
+      </w:r>
+      <w:r>
+        <w:rPr>
+          <w:rStyle w:val="VerbatimChar"/>
+        </w:rPr>
+        <w:t xml:space="preserve">## [6,] 0.8541295 0.8773417 0.8946657 0.9023692 0.8601568</w:t>
       </w:r>
     </w:p>
     <w:p>
@@ -2374,43 +2374,43 @@
         <w:rPr>
           <w:rStyle w:val="VerbatimChar"/>
         </w:rPr>
-        <w:t xml:space="preserve">## [1] "t4 R2 test: 0.375911560835064 MAPE: 0.129504971785295"</w:t>
-      </w:r>
-      <w:r>
-        <w:br/>
-      </w:r>
-      <w:r>
-        <w:rPr>
-          <w:rStyle w:val="VerbatimChar"/>
-        </w:rPr>
-        <w:t xml:space="preserve">## [1] "t3 R2 test: 0.888947309396176 MAPE: 0.0751365697376578"</w:t>
-      </w:r>
-      <w:r>
-        <w:br/>
-      </w:r>
-      <w:r>
-        <w:rPr>
-          <w:rStyle w:val="VerbatimChar"/>
-        </w:rPr>
-        <w:t xml:space="preserve">## [1] "t2 R2 test: 0.923757008878616 MAPE: 0.0859862201722984"</w:t>
-      </w:r>
-      <w:r>
-        <w:br/>
-      </w:r>
-      <w:r>
-        <w:rPr>
-          <w:rStyle w:val="VerbatimChar"/>
-        </w:rPr>
-        <w:t xml:space="preserve">## [1] "t1 R2 test: 0.819433918716405 MAPE: 0.208802345366982"</w:t>
-      </w:r>
-      <w:r>
-        <w:br/>
-      </w:r>
-      <w:r>
-        <w:rPr>
-          <w:rStyle w:val="VerbatimChar"/>
-        </w:rPr>
-        <w:t xml:space="preserve">## [1] "t0 R2 test: 0.799873652572228 MAPE: 0.377494793438547"</w:t>
+        <w:t xml:space="preserve">## [1] "t4 R2 test: 0.375911528881646 MAPE: 0.129504914212416"</w:t>
+      </w:r>
+      <w:r>
+        <w:br/>
+      </w:r>
+      <w:r>
+        <w:rPr>
+          <w:rStyle w:val="VerbatimChar"/>
+        </w:rPr>
+        <w:t xml:space="preserve">## [1] "t3 R2 test: 0.888947315745117 MAPE: 0.0751364344142231"</w:t>
+      </w:r>
+      <w:r>
+        <w:br/>
+      </w:r>
+      <w:r>
+        <w:rPr>
+          <w:rStyle w:val="VerbatimChar"/>
+        </w:rPr>
+        <w:t xml:space="preserve">## [1] "t2 R2 test: 0.923756874271274 MAPE: 0.0859862979626249"</w:t>
+      </w:r>
+      <w:r>
+        <w:br/>
+      </w:r>
+      <w:r>
+        <w:rPr>
+          <w:rStyle w:val="VerbatimChar"/>
+        </w:rPr>
+        <w:t xml:space="preserve">## [1] "t1 R2 test: 0.819433837539229 MAPE: 0.208802527212727"</w:t>
+      </w:r>
+      <w:r>
+        <w:br/>
+      </w:r>
+      <w:r>
+        <w:rPr>
+          <w:rStyle w:val="VerbatimChar"/>
+        </w:rPr>
+        <w:t xml:space="preserve">## [1] "t0 R2 test: 0.799873512433951 MAPE: 0.377494765388803"</w:t>
       </w:r>
     </w:p>
     <w:p>
@@ -2498,7 +2498,7 @@
         <w:rPr>
           <w:rStyle w:val="VerbatimChar"/>
         </w:rPr>
-        <w:t xml:space="preserve">## [1] "Means R2 test: 0.761584690079698 MAPE: 0.175384980100156"</w:t>
+        <w:t xml:space="preserve">## [1] "Means R2 test: 0.761584613774243 MAPE: 0.175384987838159"</w:t>
       </w:r>
     </w:p>
     <w:p>
